--- a/zht/docx/52.content.docx
+++ b/zht/docx/52.content.docx
@@ -136,13 +136,6 @@
         <w:rPr>
           <w:lang w:val="zh_TW" w:bidi="zh_TW"/>
         </w:rPr>
-      </w:r>
-      <w:r>
-        <w:rPr>
-          <w:i/>
-          <w:lang w:val="zh_TW" w:bidi="zh_TW"/>
-        </w:rPr>
-        <w:t>帖撒羅尼迦前書 1:3, 帖撒羅尼迦前書 1:5, 帖撒羅尼迦前書 1:6, 帖撒羅尼迦前書 1:6 (#2), 帖撒羅尼迦前書 1:8, 帖撒羅尼迦前書 1:9, 帖撒羅尼迦前書 1:10, 帖撒羅尼迦前書 1:10 (#2), 帖撒羅尼迦前書 2:2, 帖撒羅尼迦前書 2:4, 帖撒羅尼迦前書 2:5–6, 帖撒羅尼迦前書 2:7–8, 帖撒羅尼迦前書 2:9, 帖撒羅尼迦前書 2:11, 帖撒羅尼迦前書 2:12, 帖撒羅尼迦前書 2:13, 帖撒羅尼迦前書 2:14–16, 帖撒羅尼迦前書 2:17–18, 帖撒羅尼迦前書 2:19–20, 帖撒羅尼迦前書 3:1–2, 帖撒羅尼迦前書 3:3, 帖撒羅尼迦前書 3:5, 帖撒羅尼迦前書 3:6–7, 帖撒羅尼迦前書 3:8, 帖撒羅尼迦前書 3:10, 帖撒羅尼迦前書 3:12, 帖撒羅尼迦前書 3:13, 帖撒羅尼迦前書 4:1–2, 帖撒羅尼迦前書 4:3, 帖撒羅尼迦前書 4:4, 帖撒羅尼迦前書 4:6, 帖撒羅尼迦前書 4:8, 帖撒羅尼迦前書 4:9–10, 帖撒羅尼迦前書 4:11–12, 帖撒羅尼迦前書 4:13, 帖撒羅尼迦前書 4:14, 帖撒羅尼迦前書 4:16, 帖撒羅尼迦前書 4:16–17, 帖撒羅尼迦前書 4:17, 帖撒羅尼迦前書 4:18, 帖撒羅尼迦前書 5:2, 帖撒羅尼迦前書 5:3, 帖撒羅尼迦前書 5:4–5, 帖撒羅尼迦前書 5:6, 帖撒羅尼迦前書 5:9, 帖撒羅尼迦前書 5:12–13, 帖撒羅尼迦前書 5:15, 帖撒羅尼迦前書 5:18, 帖撒羅尼迦前書 5:20–21, 帖撒羅尼迦前書 5:23, 帖撒羅尼迦前書 5:28</w:t>
       </w:r>
       <w:r>
         <w:rPr>

--- a/zht/docx/52.content.docx
+++ b/zht/docx/52.content.docx
@@ -123,19 +123,6 @@
           <w:lang w:val="zh_TW" w:bidi="zh_TW"/>
         </w:rPr>
         <w:t>1TH</w:t>
-      </w:r>
-      <w:r>
-        <w:rPr>
-          <w:lang w:val="zh_TW" w:bidi="zh_TW"/>
-        </w:rPr>
-      </w:r>
-    </w:p>
-    <w:p>
-      <w:pPr/>
-      <w:r>
-        <w:rPr>
-          <w:lang w:val="zh_TW" w:bidi="zh_TW"/>
-        </w:rPr>
       </w:r>
       <w:r>
         <w:rPr>

--- a/zht/docx/52.content.docx
+++ b/zht/docx/52.content.docx
@@ -19,7 +19,7 @@
         <w:rPr>
           <w:lang w:val="zh_TW" w:bidi="zh_TW"/>
         </w:rPr>
-        <w:t>Resource: 翻譯問題 (unfoldingWord)</w:t>
+        <w:t>Resource: unfoldingWord® Translation Questions</w:t>
       </w:r>
       <w:r>
         <w:rPr>
@@ -85,7 +85,7 @@
         <w:rPr>
           <w:lang w:val="zh_TW" w:bidi="zh_TW"/>
         </w:rPr>
-        <w:t>翻譯問題 (unfoldingWord)</w:t>
+        <w:t>unfoldingWord® Translation Questions</w:t>
       </w:r>
     </w:p>
     <w:p>
